--- a/references/Desmeftiki_Entoli_Epaggelmatikou_Prosanatolismou_Koini_v13.docx
+++ b/references/Desmeftiki_Entoli_Epaggelmatikou_Prosanatolismou_Koini_v13.docx
@@ -1562,6 +1562,14 @@
     </w:p>
     <w:p>
       <w:pPr>
+        <w:spacing w:after="120" w:line="288"/>
+      </w:pPr>
+      <w:r>
+        <w:t>Οι συνδυασμοί αυτοί υπολογίζονται από το λογισμικό και δίνονται στην ενότητα «ΣΥΝΔΥΑΣΜΟΙ ΠΛΑΤΙΩΝ ΟΨΕΩΝ ΜΕ ΚΟΙΝΟ ΣΗΜΕΙΟ» των ελεγμένων δεδομένων (μόνο όψεις με προσωπικό πλανήτη ή γωνία, χωρίς Δεσμούς). Για κάθε συνδυασμό γράφεται ρητή απόφαση στο Παράρτημα Κάλυψης Θέσεων (Κανόνας 16.3). Μην αιτιολογείς ποτέ μια εξαίρεση λέγοντας ότι «δεν υπάρχει δεύτερη όψη» ή «δεν υπάρχει κοινό σημείο» για όψη που ανήκει σε τέτοιον συνδυασμό· ο αυτόματος έλεγχος απορρίπτει αυτή την αιτιολόγηση ως λανθασμένη.</w:t>
+      </w:r>
+    </w:p>
+    <w:p>
+      <w:pPr>
         <w:pStyle w:val="ListParagraph"/>
         <w:numPr>
           <w:ilvl w:val="0"/>
@@ -1629,6 +1637,14 @@
       </w:r>
       <w:r>
         <w:t xml:space="preserve"> οι όροι «κυρίαρχο», «βασικό» και «αναδυόμενο» χρησιμοποιούνται αποκλειστικά στο δελτίο για τη σειρά και την έκταση παρουσίασης, με βάση τον αριθμό, την ισχύ, την αμεσότητα και τη συνάφεια των δεικτών. Δεν εμφανίζονται ποτέ στο καθαρό παραδοτέο.</w:t>
+      </w:r>
+    </w:p>
+    <w:p>
+      <w:pPr>
+        <w:spacing w:after="120" w:line="288"/>
+      </w:pPr>
+      <w:r>
+        <w:t>Χείρωνας: εξετάζεται όπως οι πλανήτες του Κανόνα 5 (μετρά μόνο όταν συνδέεται με προσωπικό πλανήτη, γωνία ή κυβερνήτη βασικού Οίκου). Για την εσωτερική ιεράρχηση, μια όψη «Στενή/ισχυρή» του Χείρωνα με προσωπικό πλανήτη ή γωνία μετρά όπως κάθε άλλη όψη «Στενή/ισχυρή» με προσωπικό πλανήτη ή γωνία· ο Χείρωνας δεν υποβαθμίζεται επειδή δεν αναφέρεται ονομαστικά στους Κανόνες 4–5.</w:t>
       </w:r>
     </w:p>
     <w:p>
@@ -5245,6 +5261,27 @@
           <w:iCs/>
         </w:rPr>
         <w:t>Συγκέντρωση: Οίκος 5 | Σημεία: Ήλιος, Αφροδίτη, Ποσειδώνας | Απόφαση: ΧΡΗΣΙΜΟΠΟΙΕΙΤΑΙ — Ταλέντο «Καλλιτεχνική έκφραση»</w:t>
+      </w:r>
+    </w:p>
+    <w:p>
+      <w:pPr>
+        <w:spacing w:after="120" w:line="288"/>
+      </w:pPr>
+      <w:r>
+        <w:t>Για κάθε συνδυασμό της ενότητας «ΣΥΝΔΥΑΣΜΟΙ ΠΛΑΤΙΩΝ ΟΨΕΩΝ ΜΕ ΚΟΙΝΟ ΣΗΜΕΙΟ», μία γραμμή με το κοινό σημείο. Όταν αξιοποιείται, τουλάχιστον μία από τις όψεις του είναι γραμμή «Δείκτης» του ταλέντου που κατονομάζεται. Παράδειγμα:</w:t>
+      </w:r>
+    </w:p>
+    <w:p>
+      <w:pPr>
+        <w:spacing w:after="120" w:line="288"/>
+        <w:ind w:left="567" w:right="567"/>
+      </w:pPr>
+      <w:r>
+        <w:rPr>
+          <w:i/>
+          <w:iCs/>
+        </w:rPr>
+        <w:t>Κοινό σημείο: Πλούτωνας | Όψεις: Ήλιος–Πλούτωνας, Ερμής–Πλούτωνας | Απόφαση: ΧΡΗΣΙΜΟΠΟΙΕΙΤΑΙ — Ταλέντο «Έρευνα σε βάθος»</w:t>
       </w:r>
     </w:p>
     <w:p>

--- a/references/Desmeftiki_Entoli_Epaggelmatikou_Prosanatolismou_Koini_v13.docx
+++ b/references/Desmeftiki_Entoli_Epaggelmatikou_Prosanatolismou_Koini_v13.docx
@@ -305,29 +305,6 @@
         <w:spacing w:after="70" w:line="288"/>
       </w:pPr>
       <w:r>
-        <w:t xml:space="preserve">Αν ενεργοποιείται ο Κανόνας 11, η σημείωση πυκνού χάρτη μπαίνει ως </w:t>
-      </w:r>
-      <w:r>
-        <w:rPr>
-          <w:b/>
-          <w:bCs/>
-        </w:rPr>
-        <w:t xml:space="preserve">πρώτη παράγραφος</w:t>
-      </w:r>
-      <w:r>
-        <w:t xml:space="preserve"> της ενότητας, αμέσως κάτω από την επικεφαλίδα και πριν από τον πρώτο τίτλο ταλέντου.</w:t>
-      </w:r>
-    </w:p>
-    <w:p>
-      <w:pPr>
-        <w:pStyle w:val="ListParagraph"/>
-        <w:numPr>
-          <w:ilvl w:val="0"/>
-          <w:numId w:val="2"/>
-        </w:numPr>
-        <w:spacing w:after="70" w:line="288"/>
-      </w:pPr>
-      <w:r>
         <w:t xml:space="preserve">Αμέσως μετά το τελευταίο ταλέντο γράφεται η έντονη πρόταση «Συνοπτικά, τα ταλέντα προς διερεύνηση είναι:» και ακολουθεί λίστα σε κουκκίδες με όλους τους τίτλους των ταλέντων, </w:t>
       </w:r>
       <w:r>
@@ -1773,122 +1750,27 @@
         <w:keepNext/>
       </w:pPr>
       <w:r>
-        <w:t xml:space="preserve">Κανόνας 11. Σημείωση για πυκνά διασυνδεδεμένους χάρτες</w:t>
-      </w:r>
-    </w:p>
-    <w:p>
-      <w:pPr>
-        <w:spacing w:after="120" w:line="288"/>
-      </w:pPr>
-      <w:r>
-        <w:t xml:space="preserve">Ορισμένοι χάρτες έχουν ασυνήθιστα πυκνή διασύνδεση: πολλοί πλανήτες συγκεντρωμένοι στους ίδιους Οίκους ή πολλαπλές πολύ στενές όψεις. Σε τέτοιους χάρτες αναμένεται να προκύπτουν περισσότερα ταλέντα που πληρούν το κατώφλι του «κυρίαρχου». Η διαδοχική παρουσίαση πολλών ισχυρών ταλέντων μπορεί να δημιουργήσει εντύπωση βεβαιότητας, γι’ αυτό χρειάζεται ξεχωριστή διευκρίνιση.</w:t>
-      </w:r>
-    </w:p>
-    <w:p>
-      <w:pPr>
-        <w:spacing w:after="120" w:line="288"/>
-      </w:pPr>
-      <w:r>
-        <w:rPr>
-          <w:b/>
-          <w:bCs/>
-        </w:rPr>
-        <w:t xml:space="preserve">Ενεργοποίηση:</w:t>
-      </w:r>
-      <w:r>
-        <w:t xml:space="preserve"> μόνο όταν </w:t>
-      </w:r>
-      <w:r>
-        <w:rPr>
-          <w:b/>
-          <w:bCs/>
-        </w:rPr>
-        <w:t xml:space="preserve">πέντε ή περισσότερα</w:t>
-      </w:r>
-      <w:r>
-        <w:t xml:space="preserve"> ταλέντα πληρούν εσωτερικά το κατώφλι του «κυρίαρχου». Με τέσσερα ή λιγότερα η σημείωση δεν μπαίνει.</w:t>
-      </w:r>
-    </w:p>
-    <w:p>
-      <w:pPr>
-        <w:spacing w:after="120" w:line="288"/>
-      </w:pPr>
-      <w:r>
-        <w:rPr>
-          <w:b/>
-          <w:bCs/>
-        </w:rPr>
-        <w:t xml:space="preserve">Υποχρεωτική μορφή:</w:t>
-      </w:r>
-    </w:p>
-    <w:p>
-      <w:pPr>
-        <w:pStyle w:val="ListParagraph"/>
-        <w:numPr>
-          <w:ilvl w:val="0"/>
-          <w:numId w:val="2"/>
-        </w:numPr>
-        <w:spacing w:after="70" w:line="288"/>
-      </w:pPr>
-      <w:r>
-        <w:t xml:space="preserve">Μία μόνο παράγραφος, πλάγια γραφή, ως πρώτη παράγραφος της ενότητας «Ταλέντα προς διερεύνηση» (Κανόνας 3.2).</w:t>
-      </w:r>
-    </w:p>
-    <w:p>
-      <w:pPr>
-        <w:pStyle w:val="ListParagraph"/>
-        <w:numPr>
-          <w:ilvl w:val="0"/>
-          <w:numId w:val="2"/>
-        </w:numPr>
-        <w:spacing w:after="70" w:line="288"/>
-      </w:pPr>
-      <w:r>
-        <w:t xml:space="preserve">Ξεκινά </w:t>
-      </w:r>
-      <w:r>
-        <w:rPr>
-          <w:b/>
-          <w:bCs/>
-        </w:rPr>
-        <w:t xml:space="preserve">αυτούσια</w:t>
-      </w:r>
-      <w:r>
-        <w:t xml:space="preserve"> με τη φράση «Σημείωση πριν διαβάσεις τις κάρτες:». Η φράση είναι υποχρεωτική, όχι παράδειγμα: ο αυτόματος έλεγχος αναγνωρίζει τη σημείωση μόνο από αυτήν και, χωρίς αυτήν, τη μετρά λανθασμένα ως ταλέντο.</w:t>
-      </w:r>
-    </w:p>
-    <w:p>
-      <w:pPr>
-        <w:pStyle w:val="ListParagraph"/>
-        <w:numPr>
-          <w:ilvl w:val="0"/>
-          <w:numId w:val="2"/>
-        </w:numPr>
-        <w:spacing w:after="70" w:line="288"/>
-      </w:pPr>
-      <w:r>
-        <w:t xml:space="preserve">Δεν περιέχει τις λέξεις «δείκτης» ή «τεκμηρίωση», ούτε τις εσωτερικές κατηγορίες «κυρίαρχο», «βασικό», «αναδυόμενο».</w:t>
-      </w:r>
-    </w:p>
-    <w:p>
-      <w:pPr>
-        <w:spacing w:after="120" w:line="288"/>
-      </w:pPr>
-      <w:r>
-        <w:t xml:space="preserve">Υποχρεωτικό δείγμα διατύπωσης (το περιεχόμενο μετά τη φράση μπορεί να προσαρμοστεί ελαφρά):</w:t>
-      </w:r>
-    </w:p>
-    <w:p>
-      <w:pPr>
-        <w:spacing w:after="120" w:line="288"/>
-        <w:ind w:left="567" w:right="567"/>
-      </w:pPr>
-      <w:r>
-        <w:rPr>
-          <w:i/>
-          <w:iCs/>
-        </w:rPr>
-        <w:t xml:space="preserve">Σημείωση πριν διαβάσεις τις κάρτες: Η ανάλυση δείχνει ασυνήθιστα πολλές και στενές συνδέσεις, γι’ αυτό εμφανίζονται περισσότερα ταλέντα από το σύνηθες. Αυτό δεν σημαίνει ότι πρόκειται για βεβαιωμένα χαρακτηριστικά ή προβλέψεις. Σημαίνει ότι υπάρχουν περισσότερες πιθανές κατευθύνσεις που αξίζει να διερευνηθούν και να δοκιμαστούν στην πράξη.</w:t>
+        <w:t>Κανόνας 11. Έλεγχος πυκνής διασύνδεσης (μόνο στο τεχνικό δελτίο)</w:t>
+      </w:r>
+    </w:p>
+    <w:p>
+      <w:pPr>
+        <w:spacing w:after="120" w:line="288"/>
+      </w:pPr>
+      <w:r>
+        <w:t>Ορισμένοι χάρτες έχουν ασυνήθιστα πυκνή διασύνδεση: πολλοί πλανήτες συγκεντρωμένοι στους ίδιους Οίκους ή πολλαπλές πολύ στενές όψεις. Σε τέτοιους χάρτες αναμένεται να προκύπτουν περισσότερα ταλέντα. Ο έλεγχος αυτός γίνεται μόνο στο τεχνικό δελτίο (Κανόνας 16, ενότητα 7): πόσα ταλέντα πληρούν το κατώφλι του «κυρίαρχου», πόσες όψεις είναι «Στενή/ισχυρή» και αν ο χάρτης είναι πυκνός. Είναι ενημερωτικός και δεν αλλάζει το καθαρό παραδοτέο.</w:t>
+      </w:r>
+    </w:p>
+    <w:p>
+      <w:pPr>
+        <w:spacing w:after="120" w:line="288"/>
+      </w:pPr>
+      <w:r>
+        <w:rPr>
+          <w:b/>
+          <w:bCs/>
+        </w:rPr>
+        <w:t>Στο καθαρό παραδοτέο δεν γράφεται καμία σημείωση πυκνού χάρτη, ούτε άλλη παράγραφος πριν από τον πρώτο τίτλο ταλέντου. Η επιφύλαξη ότι τα ταλέντα είναι δυνατότητες προς διερεύνηση και όχι βεβαιότητες υπάρχει ήδη στο Σύντομο προφίλ, στη διατύπωση κάθε ταλέντου και στην Τελική Σύνθεση. Ο αυτόματος έλεγχος απορρίπτει το παραδοτέο αν εμφανιστεί η παλιά σημείωση («Σημείωση πριν διαβάσεις τις κάρτες»).</w:t>
       </w:r>
     </w:p>
     <w:p>
@@ -4879,17 +4761,7 @@
         <w:ind w:left="360"/>
       </w:pPr>
       <w:r>
-        <w:t xml:space="preserve">7. </w:t>
-      </w:r>
-      <w:r>
-        <w:rPr>
-          <w:b/>
-          <w:bCs/>
-        </w:rPr>
-        <w:t xml:space="preserve">Έλεγχος πυκνής διασύνδεσης:</w:t>
-      </w:r>
-      <w:r>
-        <w:t xml:space="preserve"> πόσα ταλέντα είναι «κυρίαρχα» και αν ενεργοποιείται ο Κανόνας 11.</w:t>
+        <w:t>7. Έλεγχος πυκνής διασύνδεσης: πόσα ταλέντα είναι «κυρίαρχα», πόσες όψεις «Στενή/ισχυρή» και αν ο χάρτης είναι πυκνός — μόνο ενημερωτικά (Κανόνας 11).</w:t>
       </w:r>
     </w:p>
     <w:p>

--- a/references/Desmeftiki_Entoli_Epaggelmatikou_Prosanatolismou_Koini_v13.docx
+++ b/references/Desmeftiki_Entoli_Epaggelmatikou_Prosanatolismou_Koini_v13.docx
@@ -241,6 +241,22 @@
     </w:p>
     <w:p>
       <w:pPr>
+        <w:spacing w:after="120" w:line="288"/>
+      </w:pPr>
+      <w:r>
+        <w:t>Η παράγραφος κλείνει υποχρεωτικά με την ακόλουθη πρόταση, αυτούσια, χωρίς αλλαγές. Η πρόταση δεν μετρά στις 130 λέξεις. Επειδή η σταθερή πρόταση λέει ήδη ότι τα ταλέντα αξίζει να δοκιμαστούν και ότι η εμπειρία και η επιλογή του ατόμου μετρούν, μη γράψεις πριν από αυτήν άλλη πρόταση με το ίδιο μήνυμα (π.χ. «Όλα αυτά είναι κατευθύνσεις για δοκιμή στην πράξη…»). Η πρώτη πρόταση του προφίλ μπορεί να λέει ότι πρόκειται για δυνατότητες και όχι βεβαιωμένα χαρακτηριστικά. Ο αυτόματος έλεγχος αναζητά τη σταθερή πρόταση ακριβώς:</w:t>
+      </w:r>
+    </w:p>
+    <w:p>
+      <w:pPr>
+        <w:spacing w:after="120" w:line="288"/>
+      </w:pPr>
+      <w:r>
+        <w:t>«Πρώτα εμφανίζονται τα ταλέντα που ο χάρτης δείχνει πιο έντονα. Η σειρά δεν βάζει όριο σε κανένα: το πόσο θα αναπτυχθεί το καθένα εξαρτάται από την εμπειρία και την εξάσκηση. Αξίζει να τα δοκιμάσεις όλα· η επιλογή για το ποια θα καλλιεργήσεις είναι δική σου.»</w:t>
+      </w:r>
+    </w:p>
+    <w:p>
+      <w:pPr>
         <w:pStyle w:val="Heading2"/>
         <w:keepNext/>
       </w:pPr>
@@ -266,7 +282,7 @@
         <w:spacing w:after="70" w:line="288"/>
       </w:pPr>
       <w:r>
-        <w:t xml:space="preserve">Κάθε ταλέντο έχει σαφή τίτλο σε στυλ Heading 2, προαιρετικά με διακοσμητικό αύξοντα αριθμό (π.χ. «1. Τίτλος»), που δεν δηλώνει σπουδαιότητα.</w:t>
+        <w:t>Κάθε ταλέντο έχει σαφή τίτλο σε στυλ Heading 2, προαιρετικά με αύξοντα αριθμό (π.χ. «1. Τίτλος»). Τα ταλέντα γράφονται υποχρεωτικά με τη σειρά της εσωτερικής ιεράρχησης (Κανόνας 10): πρώτα τα «κυρίαρχα», έπειτα τα «βασικά», τέλος τα «αναδυόμενα»· μέσα σε κάθε ομάδα, από το πιο έντονο στο λιγότερο έντονο. Έτσι η πρόταση του Σύντομου προφίλ για τη σειρά είναι πάντα αληθινή. Ο αυτόματος έλεγχος συγκρίνει τη σειρά με τις γραμμές «Εσωτερική κατάταξη:» του δελτίου.</w:t>
       </w:r>
     </w:p>
     <w:p>
@@ -4940,6 +4956,14 @@
       </w:pPr>
       <w:r>
         <w:t xml:space="preserve">Μέσα στο μπλοκ ακολουθούν είτε «Δείκτης 1:», «Δείκτης 2:» (ή περισσότεροι) είτε «Μοναδικός ισχυρός δείκτης:» μαζί με «Αιτιολόγηση ισχύος και άμεσης συνάφειας:». Έπειτα τα στοιχεία του Κανόνα 10 και η εσωτερική ιεράρχηση.</w:t>
+      </w:r>
+    </w:p>
+    <w:p>
+      <w:pPr>
+        <w:spacing w:after="120" w:line="288"/>
+      </w:pPr>
+      <w:r>
+        <w:t>Κάθε μπλοκ περιέχει υποχρεωτικά μία γραμμή «Εσωτερική κατάταξη: κυρίαρχο», «Εσωτερική κατάταξη: βασικό» ή «Εσωτερική κατάταξη: αναδυόμενο» (η πρώτη λέξη μετά την άνω-κάτω τελεία είναι η κατηγορία· μπορεί να ακολουθεί σύντομη αιτιολόγηση σε παρένθεση).</w:t>
       </w:r>
     </w:p>
     <w:p>
